--- a/ky/wisdom-stories/former-minister-at-the-seminar.docx
+++ b/ky/wisdom-stories/former-minister-at-the-seminar.docx
@@ -39,7 +39,7 @@
           <w:sz w:val="22"/>
           <w:lang w:val="ky-KG"/>
         </w:rPr>
-        <w:t>Мурдагы бир министрди семинарга чакырышат. Кезеги келгенде колуна желим стакан кармап, трибунага чыгып сөзүн баштайт. Бирок ою башка жакта экени көрүнүп турду. Бир маалда желим стаканды көтөрүп карап, терең дем алат да, залга кайрылып мындай дейт:</w:t>
+        <w:t>Мурдагы бир министрди семинарга чакырышат. Кезеги келгенде колуна желим стакан кармап, трибунага чыгып сөзүн баштайт. Бирок ою башка жакта экени көрүнүп турду. Бир маалда желим стаканды көтөрүп карап, терең үшкүрөт да, залга кайрылып мындай дейт:</w:t>
       </w:r>
     </w:p>
     <w:p>
@@ -93,7 +93,7 @@
           <w:sz w:val="22"/>
           <w:lang w:val="ky-KG"/>
         </w:rPr>
-        <w:t>Семинардын катышуучулары күлүп калышкан эле. Мурдагы министр сөзүн мындай улады: «Менимче, өткөн жылы кымбат чыныдагы кофе мага эмес, менин кызмат ордума сунушталган экен». Зал кол чабууга толду. Кол чабуу басылганда, ал сөзүн улантты:</w:t>
+        <w:t>Семинардын катышуучулары күлүп калышкан эле. Мурдагы министр сөзүн мындай улады: «Демек, өткөн жылы кымбат чыныдагы кофе мага эмес, менин кызмат ордума сунушталган экен». Зал кол чабууга толду. Кол чабуу басылганда, ал сөзүн улантты:</w:t>
       </w:r>
     </w:p>
     <w:p>
@@ -135,7 +135,7 @@
           <w:sz w:val="22"/>
           <w:lang w:val="ky-KG"/>
         </w:rPr>
-        <w:t xml:space="preserve">Сабак: </w:t>
+        <w:t>Сабак: Сага көрсөтүлгөн сый көбүнчө кызматыңа арналат, өзүңө эмес. Кызматың менен мактанба — ал кеткенде чыныгы баркың көрүнөт.</w:t>
       </w:r>
       <w:r>
         <w:rPr>
@@ -144,7 +144,6 @@
           <w:sz w:val="22"/>
           <w:lang w:val="ky-KG"/>
         </w:rPr>
-        <w:t>Көрсөтүлгөн сыйдын канчасы өзүңө, канчасы кызматыңа арналганын айырмалай бил. Кызмат өтөт, адамдык барк калат.</w:t>
       </w:r>
     </w:p>
     <w:p>
@@ -164,7 +163,7 @@
           <w:sz w:val="18"/>
           <w:lang w:val="ky-KG"/>
         </w:rPr>
-        <w:t>Окуя ачык интернет булактарынан алынды.</w:t>
+        <w:t>Аңгемелер ачык интернет булактарынан алынган, иллюстрациялар болсо ЖИ менен түзүлгөн.</w:t>
       </w:r>
     </w:p>
     <w:sectPr>
